--- a/academic/submissions/02_Concept_Note_and_Implementation_Plan.docx
+++ b/academic/submissions/02_Concept_Note_and_Implementation_Plan.docx
@@ -36,7 +36,8 @@
     </w:p>
     <w:p>
       <w:pPr>
-        <w:spacing w:after="40"/>
+        <w:keepLines/>
+        <w:spacing w:after="60" w:line="276" w:lineRule="auto"/>
       </w:pPr>
       <w:r>
         <w:rPr>
@@ -58,7 +59,8 @@
     </w:p>
     <w:p>
       <w:pPr>
-        <w:spacing w:after="40"/>
+        <w:keepLines/>
+        <w:spacing w:after="60" w:line="276" w:lineRule="auto"/>
       </w:pPr>
       <w:r>
         <w:rPr>
@@ -80,7 +82,8 @@
     </w:p>
     <w:p>
       <w:pPr>
-        <w:spacing w:after="40"/>
+        <w:keepLines/>
+        <w:spacing w:after="60" w:line="276" w:lineRule="auto"/>
       </w:pPr>
       <w:r>
         <w:rPr>
@@ -102,7 +105,8 @@
     </w:p>
     <w:p>
       <w:pPr>
-        <w:spacing w:after="40"/>
+        <w:keepLines/>
+        <w:spacing w:after="60" w:line="276" w:lineRule="auto"/>
       </w:pPr>
       <w:r>
         <w:rPr>
@@ -124,7 +128,8 @@
     </w:p>
     <w:p>
       <w:pPr>
-        <w:spacing w:after="40"/>
+        <w:keepLines/>
+        <w:spacing w:after="60" w:line="276" w:lineRule="auto"/>
       </w:pPr>
       <w:r>
         <w:rPr>
@@ -146,7 +151,8 @@
     </w:p>
     <w:p>
       <w:pPr>
-        <w:spacing w:after="40"/>
+        <w:keepLines/>
+        <w:spacing w:after="60" w:line="276" w:lineRule="auto"/>
       </w:pPr>
       <w:r>
         <w:rPr>
@@ -177,7 +183,7 @@
     <w:p>
       <w:pPr>
         <w:shd w:fill="E8F1ED"/>
-        <w:spacing w:before="80" w:after="0"/>
+        <w:spacing w:before="80" w:after="160"/>
         <w:ind w:left="115" w:right="115"/>
       </w:pPr>
       <w:r>
@@ -243,6 +249,7 @@
       <w:tr>
         <w:trPr>
           <w:tblHeader w:val="true"/>
+          <w:cantSplit w:val="true"/>
         </w:trPr>
         <w:tc>
           <w:tcPr>
@@ -354,6 +361,9 @@
         </w:tc>
       </w:tr>
       <w:tr>
+        <w:trPr>
+          <w:cantSplit w:val="true"/>
+        </w:trPr>
         <w:tc>
           <w:tcPr>
             <w:tcW w:type="dxa" w:w="2400"/>
@@ -432,6 +442,9 @@
         </w:tc>
       </w:tr>
       <w:tr>
+        <w:trPr>
+          <w:cantSplit w:val="true"/>
+        </w:trPr>
         <w:tc>
           <w:tcPr>
             <w:tcW w:type="dxa" w:w="2400"/>
@@ -510,6 +523,9 @@
         </w:tc>
       </w:tr>
       <w:tr>
+        <w:trPr>
+          <w:cantSplit w:val="true"/>
+        </w:trPr>
         <w:tc>
           <w:tcPr>
             <w:tcW w:type="dxa" w:w="2400"/>
@@ -588,6 +604,9 @@
         </w:tc>
       </w:tr>
       <w:tr>
+        <w:trPr>
+          <w:cantSplit w:val="true"/>
+        </w:trPr>
         <w:tc>
           <w:tcPr>
             <w:tcW w:type="dxa" w:w="2400"/>
@@ -666,6 +685,9 @@
         </w:tc>
       </w:tr>
       <w:tr>
+        <w:trPr>
+          <w:cantSplit w:val="true"/>
+        </w:trPr>
         <w:tc>
           <w:tcPr>
             <w:tcW w:type="dxa" w:w="2400"/>
@@ -964,6 +986,7 @@
       <w:tr>
         <w:trPr>
           <w:tblHeader w:val="true"/>
+          <w:cantSplit w:val="true"/>
         </w:trPr>
         <w:tc>
           <w:tcPr>
@@ -1048,6 +1071,9 @@
         </w:tc>
       </w:tr>
       <w:tr>
+        <w:trPr>
+          <w:cantSplit w:val="true"/>
+        </w:trPr>
         <w:tc>
           <w:tcPr>
             <w:tcW w:type="dxa" w:w="1700"/>
@@ -1107,6 +1133,9 @@
         </w:tc>
       </w:tr>
       <w:tr>
+        <w:trPr>
+          <w:cantSplit w:val="true"/>
+        </w:trPr>
         <w:tc>
           <w:tcPr>
             <w:tcW w:type="dxa" w:w="1700"/>
@@ -1166,6 +1195,9 @@
         </w:tc>
       </w:tr>
       <w:tr>
+        <w:trPr>
+          <w:cantSplit w:val="true"/>
+        </w:trPr>
         <w:tc>
           <w:tcPr>
             <w:tcW w:type="dxa" w:w="1700"/>
@@ -1225,6 +1257,9 @@
         </w:tc>
       </w:tr>
       <w:tr>
+        <w:trPr>
+          <w:cantSplit w:val="true"/>
+        </w:trPr>
         <w:tc>
           <w:tcPr>
             <w:tcW w:type="dxa" w:w="1700"/>
@@ -1284,6 +1319,9 @@
         </w:tc>
       </w:tr>
       <w:tr>
+        <w:trPr>
+          <w:cantSplit w:val="true"/>
+        </w:trPr>
         <w:tc>
           <w:tcPr>
             <w:tcW w:type="dxa" w:w="1700"/>
@@ -1343,6 +1381,9 @@
         </w:tc>
       </w:tr>
       <w:tr>
+        <w:trPr>
+          <w:cantSplit w:val="true"/>
+        </w:trPr>
         <w:tc>
           <w:tcPr>
             <w:tcW w:type="dxa" w:w="1700"/>
@@ -1433,6 +1474,7 @@
       <w:tr>
         <w:trPr>
           <w:tblHeader w:val="true"/>
+          <w:cantSplit w:val="true"/>
         </w:trPr>
         <w:tc>
           <w:tcPr>
@@ -1544,6 +1586,9 @@
         </w:tc>
       </w:tr>
       <w:tr>
+        <w:trPr>
+          <w:cantSplit w:val="true"/>
+        </w:trPr>
         <w:tc>
           <w:tcPr>
             <w:tcW w:type="dxa" w:w="1600"/>
@@ -1622,6 +1667,9 @@
         </w:tc>
       </w:tr>
       <w:tr>
+        <w:trPr>
+          <w:cantSplit w:val="true"/>
+        </w:trPr>
         <w:tc>
           <w:tcPr>
             <w:tcW w:type="dxa" w:w="1600"/>
@@ -1700,6 +1748,9 @@
         </w:tc>
       </w:tr>
       <w:tr>
+        <w:trPr>
+          <w:cantSplit w:val="true"/>
+        </w:trPr>
         <w:tc>
           <w:tcPr>
             <w:tcW w:type="dxa" w:w="1600"/>
@@ -1778,6 +1829,9 @@
         </w:tc>
       </w:tr>
       <w:tr>
+        <w:trPr>
+          <w:cantSplit w:val="true"/>
+        </w:trPr>
         <w:tc>
           <w:tcPr>
             <w:tcW w:type="dxa" w:w="1600"/>
@@ -1856,6 +1910,9 @@
         </w:tc>
       </w:tr>
       <w:tr>
+        <w:trPr>
+          <w:cantSplit w:val="true"/>
+        </w:trPr>
         <w:tc>
           <w:tcPr>
             <w:tcW w:type="dxa" w:w="1600"/>
@@ -1934,6 +1991,9 @@
         </w:tc>
       </w:tr>
       <w:tr>
+        <w:trPr>
+          <w:cantSplit w:val="true"/>
+        </w:trPr>
         <w:tc>
           <w:tcPr>
             <w:tcW w:type="dxa" w:w="1600"/>
@@ -2096,6 +2156,7 @@
       <w:tr>
         <w:trPr>
           <w:tblHeader w:val="true"/>
+          <w:cantSplit w:val="true"/>
         </w:trPr>
         <w:tc>
           <w:tcPr>
@@ -2180,6 +2241,9 @@
         </w:tc>
       </w:tr>
       <w:tr>
+        <w:trPr>
+          <w:cantSplit w:val="true"/>
+        </w:trPr>
         <w:tc>
           <w:tcPr>
             <w:tcW w:type="dxa" w:w="2250"/>
@@ -2239,6 +2303,9 @@
         </w:tc>
       </w:tr>
       <w:tr>
+        <w:trPr>
+          <w:cantSplit w:val="true"/>
+        </w:trPr>
         <w:tc>
           <w:tcPr>
             <w:tcW w:type="dxa" w:w="2250"/>
@@ -2298,6 +2365,9 @@
         </w:tc>
       </w:tr>
       <w:tr>
+        <w:trPr>
+          <w:cantSplit w:val="true"/>
+        </w:trPr>
         <w:tc>
           <w:tcPr>
             <w:tcW w:type="dxa" w:w="2250"/>
@@ -2357,6 +2427,9 @@
         </w:tc>
       </w:tr>
       <w:tr>
+        <w:trPr>
+          <w:cantSplit w:val="true"/>
+        </w:trPr>
         <w:tc>
           <w:tcPr>
             <w:tcW w:type="dxa" w:w="2250"/>
@@ -2416,6 +2489,9 @@
         </w:tc>
       </w:tr>
       <w:tr>
+        <w:trPr>
+          <w:cantSplit w:val="true"/>
+        </w:trPr>
         <w:tc>
           <w:tcPr>
             <w:tcW w:type="dxa" w:w="2250"/>
@@ -2475,6 +2551,9 @@
         </w:tc>
       </w:tr>
       <w:tr>
+        <w:trPr>
+          <w:cantSplit w:val="true"/>
+        </w:trPr>
         <w:tc>
           <w:tcPr>
             <w:tcW w:type="dxa" w:w="2250"/>
@@ -2534,6 +2613,9 @@
         </w:tc>
       </w:tr>
       <w:tr>
+        <w:trPr>
+          <w:cantSplit w:val="true"/>
+        </w:trPr>
         <w:tc>
           <w:tcPr>
             <w:tcW w:type="dxa" w:w="2250"/>
@@ -2656,7 +2738,7 @@
     </w:p>
     <w:p>
       <w:r>
-        <w:t>The local implementation and academic evidence are complete for review. Live Meta/Google/LLM/OIDC/cloud validation, production restore drills, browser accessibility testing and any real campaign execution remain external. No push, paid deployment or advertising spend is authorized by this plan.</w:t>
+        <w:t>The local implementation and academic evidence are complete for review. Automated desktop/mobile Chromium and Axe checks pass; live Meta/Google/LLM/OIDC/cloud validation, production restore drills, manual multi-browser and assistive-technology testing, and any real campaign execution remain external. No push, paid deployment or advertising spend is authorized by this plan.</w:t>
       </w:r>
     </w:p>
     <w:p>

--- a/academic/submissions/02_Concept_Note_and_Implementation_Plan.docx
+++ b/academic/submissions/02_Concept_Note_and_Implementation_Plan.docx
@@ -18,7 +18,7 @@
           <w:color w:val="173B32"/>
           <w:sz w:val="46"/>
         </w:rPr>
-        <w:t>Concept Note and Implementation Plan</w:t>
+        <w:t>Kavram Notu ve Uygulama Planı</w:t>
       </w:r>
     </w:p>
     <w:p>
@@ -31,7 +31,7 @@
           <w:color w:val="547068"/>
           <w:sz w:val="27"/>
         </w:rPr>
-        <w:t>GrowthPilot AI — governed customer operations and marketing intelligence for small retail teams</w:t>
+        <w:t>GrowthPilot AI — küçük perakende ekipleri için yönetişimli müşteri operasyonları ve pazarlama zekâsı</w:t>
       </w:r>
     </w:p>
     <w:p>
@@ -46,7 +46,7 @@
           <w:color w:val="173B32"/>
           <w:sz w:val="21"/>
         </w:rPr>
-        <w:t xml:space="preserve">Course: </w:t>
+        <w:t xml:space="preserve">Ders: </w:t>
       </w:r>
       <w:r>
         <w:rPr>
@@ -54,7 +54,7 @@
           <w:color w:val="000000"/>
           <w:sz w:val="21"/>
         </w:rPr>
-        <w:t>Samsung Innovation Campus — AI in Marketing Capstone</w:t>
+        <w:t>Samsung Innovation Campus — Pazarlamada Yapay Zekâ Bitirme Projesi</w:t>
       </w:r>
     </w:p>
     <w:p>
@@ -69,7 +69,7 @@
           <w:color w:val="173B32"/>
           <w:sz w:val="21"/>
         </w:rPr>
-        <w:t xml:space="preserve">Team: </w:t>
+        <w:t xml:space="preserve">Ekip: </w:t>
       </w:r>
       <w:r>
         <w:rPr>
@@ -77,7 +77,7 @@
           <w:color w:val="000000"/>
           <w:sz w:val="21"/>
         </w:rPr>
-        <w:t>Group 7</w:t>
+        <w:t>Grup 7</w:t>
       </w:r>
     </w:p>
     <w:p>
@@ -92,7 +92,7 @@
           <w:color w:val="173B32"/>
           <w:sz w:val="21"/>
         </w:rPr>
-        <w:t xml:space="preserve">Project: </w:t>
+        <w:t xml:space="preserve">Proje: </w:t>
       </w:r>
       <w:r>
         <w:rPr>
@@ -115,7 +115,7 @@
           <w:color w:val="173B32"/>
           <w:sz w:val="21"/>
         </w:rPr>
-        <w:t xml:space="preserve">Prepared by: </w:t>
+        <w:t xml:space="preserve">Hazırlayan: </w:t>
       </w:r>
       <w:r>
         <w:rPr>
@@ -138,7 +138,7 @@
           <w:color w:val="173B32"/>
           <w:sz w:val="21"/>
         </w:rPr>
-        <w:t xml:space="preserve">Date: </w:t>
+        <w:t xml:space="preserve">Tarih: </w:t>
       </w:r>
       <w:r>
         <w:rPr>
@@ -146,7 +146,7 @@
           <w:color w:val="000000"/>
           <w:sz w:val="21"/>
         </w:rPr>
-        <w:t>9 September 2026</w:t>
+        <w:t>9 Eylül 2026</w:t>
       </w:r>
     </w:p>
     <w:p>
@@ -161,7 +161,7 @@
           <w:color w:val="173B32"/>
           <w:sz w:val="21"/>
         </w:rPr>
-        <w:t xml:space="preserve">Status: </w:t>
+        <w:t xml:space="preserve">Durum: </w:t>
       </w:r>
       <w:r>
         <w:rPr>
@@ -169,7 +169,7 @@
           <w:color w:val="000000"/>
           <w:sz w:val="21"/>
         </w:rPr>
-        <w:t>Final local academic package</w:t>
+        <w:t>Nihai yerel akademik paket</w:t>
       </w:r>
     </w:p>
     <w:p>
@@ -193,7 +193,7 @@
           <w:color w:val="173B32"/>
           <w:sz w:val="19"/>
         </w:rPr>
-        <w:t>AI AUTHORSHIP DISCLOSURE — This document was drafted with OpenAI Codex/ChatGPT assistance and checked against repository evidence. Reported project metrics come from executed, versioned artifacts; external claims are cited. Human review remains required.</w:t>
+        <w:t>YAPAY ZEKA KULLANIM BEYANI — Bu belge OpenAI Codex/ChatGPT desteğiyle hazırlanmış ve depo kanıtlarıyla kontrol edilmiştir. Proje ölçütleri yürütülmüş, sürümlenmiş eserlerden gelir; dış iddialar kaynaklandırılmıştır. İnsan incelemesi gereklidir.</w:t>
       </w:r>
     </w:p>
     <w:p/>
@@ -202,7 +202,7 @@
         <w:pStyle w:val="Heading1"/>
       </w:pPr>
       <w:r>
-        <w:t>Part I — Concept note</w:t>
+        <w:t>Bölüm I — Kavram notu</w:t>
       </w:r>
     </w:p>
     <w:p>
@@ -210,17 +210,17 @@
         <w:pStyle w:val="Heading2"/>
       </w:pPr>
       <w:r>
-        <w:t>1. Project overview, context and intended impact</w:t>
+        <w:t>1. Proje özeti, bağlam ve amaçlanan etki</w:t>
       </w:r>
     </w:p>
     <w:p>
       <w:r>
-        <w:t>GrowthPilot AI is a multi-tenant, production-oriented application that unifies customer, order, product, inventory and advertising data; provides CRM/ERP-lite workflows; and turns versioned analytics and ML-supported evidence into reviewed marketing decisions. The first capstone ML problem is 90-day future-purchase inactivity classification. It is one component of the product, not the whole product.</w:t>
+        <w:t>GrowthPilot AI; müşteri, sipariş, ürün, stok ve reklam verisini birleştiren, hafif CRM/ERP iş akışları sunan ve sürümlü analitik ile makine öğrenmesi kanıtını incelenmiş pazarlama kararlarına dönüştüren çok kiracılı, üretime yönelik bir uygulamadır. İlk bitirme projesi ML problemi, 90 günlük gelecekte satın alma hareketsizliği sınıflandırmasıdır; ürünün tamamı değil, bir bileşenidir.</w:t>
       </w:r>
     </w:p>
     <w:p>
       <w:r>
-        <w:t>The intended users are small retail operators and marketing managers who need a consistent customer record and a safer way to prioritize retention work. Intended impact is faster analysis, fewer definition disputes and more disciplined outreach review. No revenue uplift, adoption, campaign outcome or user result has yet been measured.</w:t>
+        <w:t>Hedef kullanıcılar tutarlı müşteri kaydı ve müşteriyi elde tutma çalışmalarını daha güvenli önceliklendirme yolu arayan küçük perakende işletmecileri ile pazarlama yöneticileridir. Amaçlanan etki daha hızlı analiz, daha az tanım uyuşmazlığı ve daha disiplinli iletişim incelemesidir. Gelir artışı, benimseme, kampanya veya kullanıcı sonucu henüz ölçülmemiştir.</w:t>
       </w:r>
     </w:p>
     <w:p>
@@ -228,7 +228,7 @@
         <w:pStyle w:val="Heading2"/>
       </w:pPr>
       <w:r>
-        <w:t>2. Objectives and KPIs</w:t>
+        <w:t>2. Amaçlar ve KPI'lar</w:t>
       </w:r>
     </w:p>
     <w:tbl>
@@ -241,10 +241,10 @@
         <w:tblInd w:w="120" w:type="dxa"/>
       </w:tblPr>
       <w:tblGrid>
-        <w:gridCol w:w="2400"/>
-        <w:gridCol w:w="2500"/>
-        <w:gridCol w:w="1900"/>
-        <w:gridCol w:w="2560"/>
+        <w:gridCol w:w="2340"/>
+        <w:gridCol w:w="2340"/>
+        <w:gridCol w:w="2340"/>
+        <w:gridCol w:w="2340"/>
       </w:tblGrid>
       <w:tr>
         <w:trPr>
@@ -253,7 +253,7 @@
         </w:trPr>
         <w:tc>
           <w:tcPr>
-            <w:tcW w:type="dxa" w:w="2400"/>
+            <w:tcW w:type="dxa" w:w="2340"/>
             <w:tcMar>
               <w:top w:w="80" w:type="dxa"/>
               <w:start w:w="120" w:type="dxa"/>
@@ -274,13 +274,13 @@
                 <w:color w:val="173B32"/>
                 <w:sz w:val="19"/>
               </w:rPr>
-              <w:t>Objective</w:t>
+              <w:t>Amaç</w:t>
             </w:r>
           </w:p>
         </w:tc>
         <w:tc>
           <w:tcPr>
-            <w:tcW w:type="dxa" w:w="2500"/>
+            <w:tcW w:type="dxa" w:w="2340"/>
             <w:tcMar>
               <w:top w:w="80" w:type="dxa"/>
               <w:start w:w="120" w:type="dxa"/>
@@ -307,7 +307,7 @@
         </w:tc>
         <w:tc>
           <w:tcPr>
-            <w:tcW w:type="dxa" w:w="1900"/>
+            <w:tcW w:type="dxa" w:w="2340"/>
             <w:tcMar>
               <w:top w:w="80" w:type="dxa"/>
               <w:start w:w="120" w:type="dxa"/>
@@ -328,13 +328,13 @@
                 <w:color w:val="173B32"/>
                 <w:sz w:val="19"/>
               </w:rPr>
-              <w:t>Baseline</w:t>
+              <w:t>Başlangıç</w:t>
             </w:r>
           </w:p>
         </w:tc>
         <w:tc>
           <w:tcPr>
-            <w:tcW w:type="dxa" w:w="2560"/>
+            <w:tcW w:type="dxa" w:w="2340"/>
             <w:tcMar>
               <w:top w:w="80" w:type="dxa"/>
               <w:start w:w="120" w:type="dxa"/>
@@ -355,7 +355,7 @@
                 <w:color w:val="173B32"/>
                 <w:sz w:val="19"/>
               </w:rPr>
-              <w:t>Target / decision rule</w:t>
+              <w:t>Hedef / karar kuralı</w:t>
             </w:r>
           </w:p>
         </w:tc>
@@ -366,7 +366,7 @@
         </w:trPr>
         <w:tc>
           <w:tcPr>
-            <w:tcW w:type="dxa" w:w="2400"/>
+            <w:tcW w:type="dxa" w:w="2340"/>
             <w:vAlign w:val="top"/>
           </w:tcPr>
           <w:p>
@@ -379,13 +379,13 @@
                 <w:color w:val="000000"/>
                 <w:sz w:val="18"/>
               </w:rPr>
-              <w:t>Unify operating data</w:t>
+              <w:t>Operasyon verisini birleştirmek</w:t>
             </w:r>
           </w:p>
         </w:tc>
         <w:tc>
           <w:tcPr>
-            <w:tcW w:type="dxa" w:w="2500"/>
+            <w:tcW w:type="dxa" w:w="2340"/>
             <w:vAlign w:val="top"/>
           </w:tcPr>
           <w:p>
@@ -398,13 +398,13 @@
                 <w:color w:val="000000"/>
                 <w:sz w:val="18"/>
               </w:rPr>
-              <w:t>Valid imports, rejected-row visibility, provenance coverage</w:t>
+              <w:t>Geçerli içe aktarma, reddedilen satır görünürlüğü, kaynak kapsamı</w:t>
             </w:r>
           </w:p>
         </w:tc>
         <w:tc>
           <w:tcPr>
-            <w:tcW w:type="dxa" w:w="1900"/>
+            <w:tcW w:type="dxa" w:w="2340"/>
             <w:vAlign w:val="top"/>
           </w:tcPr>
           <w:p>
@@ -417,13 +417,13 @@
                 <w:color w:val="000000"/>
                 <w:sz w:val="18"/>
               </w:rPr>
-              <w:t>No production baseline available</w:t>
+              <w:t>Üretim başlangıç değeri yok</w:t>
             </w:r>
           </w:p>
         </w:tc>
         <w:tc>
           <w:tcPr>
-            <w:tcW w:type="dxa" w:w="2560"/>
+            <w:tcW w:type="dxa" w:w="2340"/>
             <w:vAlign w:val="top"/>
           </w:tcPr>
           <w:p>
@@ -436,7 +436,7 @@
                 <w:color w:val="000000"/>
                 <w:sz w:val="18"/>
               </w:rPr>
-              <w:t>100% of accepted imports record tenant, source, actor and checksum</w:t>
+              <w:t>Kabul edilen her içe aktarma kiracı, kaynak, aktör ve sağlama toplamı kaydeder</w:t>
             </w:r>
           </w:p>
         </w:tc>
@@ -447,7 +447,7 @@
         </w:trPr>
         <w:tc>
           <w:tcPr>
-            <w:tcW w:type="dxa" w:w="2400"/>
+            <w:tcW w:type="dxa" w:w="2340"/>
             <w:vAlign w:val="top"/>
           </w:tcPr>
           <w:p>
@@ -460,13 +460,13 @@
                 <w:color w:val="000000"/>
                 <w:sz w:val="18"/>
               </w:rPr>
-              <w:t>Surface reliable customer intelligence</w:t>
+              <w:t>Güvenilir müşteri zekâsı sunmak</w:t>
             </w:r>
           </w:p>
         </w:tc>
         <w:tc>
           <w:tcPr>
-            <w:tcW w:type="dxa" w:w="2500"/>
+            <w:tcW w:type="dxa" w:w="2340"/>
             <w:vAlign w:val="top"/>
           </w:tcPr>
           <w:p>
@@ -479,13 +479,13 @@
                 <w:color w:val="000000"/>
                 <w:sz w:val="18"/>
               </w:rPr>
-              <w:t>KPI freshness; prediction version coverage</w:t>
+              <w:t>KPI güncelliği; tahmin sürümü kapsamı</w:t>
             </w:r>
           </w:p>
         </w:tc>
         <w:tc>
           <w:tcPr>
-            <w:tcW w:type="dxa" w:w="1900"/>
+            <w:tcW w:type="dxa" w:w="2340"/>
             <w:vAlign w:val="top"/>
           </w:tcPr>
           <w:p>
@@ -498,13 +498,13 @@
                 <w:color w:val="000000"/>
                 <w:sz w:val="18"/>
               </w:rPr>
-              <w:t>No production baseline available</w:t>
+              <w:t>Üretim başlangıç değeri yok</w:t>
             </w:r>
           </w:p>
         </w:tc>
         <w:tc>
           <w:tcPr>
-            <w:tcW w:type="dxa" w:w="2560"/>
+            <w:tcW w:type="dxa" w:w="2340"/>
             <w:vAlign w:val="top"/>
           </w:tcPr>
           <w:p>
@@ -517,7 +517,7 @@
                 <w:color w:val="000000"/>
                 <w:sz w:val="18"/>
               </w:rPr>
-              <w:t>Every prediction stores model/feature/target versions and checksum</w:t>
+              <w:t>Her tahmin model/özellik/hedef sürümü ile sağlama toplamını saklar</w:t>
             </w:r>
           </w:p>
         </w:tc>
@@ -528,7 +528,7 @@
         </w:trPr>
         <w:tc>
           <w:tcPr>
-            <w:tcW w:type="dxa" w:w="2400"/>
+            <w:tcW w:type="dxa" w:w="2340"/>
             <w:vAlign w:val="top"/>
           </w:tcPr>
           <w:p>
@@ -541,13 +541,13 @@
                 <w:color w:val="000000"/>
                 <w:sz w:val="18"/>
               </w:rPr>
-              <w:t>Prioritize limited outreach</w:t>
+              <w:t>Sınırlı erişimi önceliklendirmek</w:t>
             </w:r>
           </w:p>
         </w:tc>
         <w:tc>
           <w:tcPr>
-            <w:tcW w:type="dxa" w:w="2500"/>
+            <w:tcW w:type="dxa" w:w="2340"/>
             <w:vAlign w:val="top"/>
           </w:tcPr>
           <w:p>
@@ -560,13 +560,13 @@
                 <w:color w:val="000000"/>
                 <w:sz w:val="18"/>
               </w:rPr>
-              <w:t>Precision, recall and lift at capacity</w:t>
+              <w:t>Kapasitede kesinlik, duyarlılık, artış</w:t>
             </w:r>
           </w:p>
         </w:tc>
         <w:tc>
           <w:tcPr>
-            <w:tcW w:type="dxa" w:w="1900"/>
+            <w:tcW w:type="dxa" w:w="2340"/>
             <w:vAlign w:val="top"/>
           </w:tcPr>
           <w:p>
@@ -579,13 +579,13 @@
                 <w:color w:val="000000"/>
                 <w:sz w:val="18"/>
               </w:rPr>
-              <w:t>Test prevalence 0.392857</w:t>
+              <w:t>Test yaygınlığı 0.392857</w:t>
             </w:r>
           </w:p>
         </w:tc>
         <w:tc>
           <w:tcPr>
-            <w:tcW w:type="dxa" w:w="2560"/>
+            <w:tcW w:type="dxa" w:w="2340"/>
             <w:vAlign w:val="top"/>
           </w:tcPr>
           <w:p>
@@ -598,7 +598,7 @@
                 <w:color w:val="000000"/>
                 <w:sz w:val="18"/>
               </w:rPr>
-              <w:t>Frozen ~10% policy; report evidence, do not promise uplift</w:t>
+              <w:t>Dondurulmuş yaklaşık %10 politika; kanıt raporlanır, artış vaat edilmez</w:t>
             </w:r>
           </w:p>
         </w:tc>
@@ -609,7 +609,7 @@
         </w:trPr>
         <w:tc>
           <w:tcPr>
-            <w:tcW w:type="dxa" w:w="2400"/>
+            <w:tcW w:type="dxa" w:w="2340"/>
             <w:vAlign w:val="top"/>
           </w:tcPr>
           <w:p>
@@ -622,13 +622,13 @@
                 <w:color w:val="000000"/>
                 <w:sz w:val="18"/>
               </w:rPr>
-              <w:t>Protect customers and tenants</w:t>
+              <w:t>Müşterileri ve kiracıları korumak</w:t>
             </w:r>
           </w:p>
         </w:tc>
         <w:tc>
           <w:tcPr>
-            <w:tcW w:type="dxa" w:w="2500"/>
+            <w:tcW w:type="dxa" w:w="2340"/>
             <w:vAlign w:val="top"/>
           </w:tcPr>
           <w:p>
@@ -641,13 +641,13 @@
                 <w:color w:val="000000"/>
                 <w:sz w:val="18"/>
               </w:rPr>
-              <w:t>Cross-tenant denials; unauthorized actions</w:t>
+              <w:t>Kiracılar arası retler; yetkisiz eylemler</w:t>
             </w:r>
           </w:p>
         </w:tc>
         <w:tc>
           <w:tcPr>
-            <w:tcW w:type="dxa" w:w="1900"/>
+            <w:tcW w:type="dxa" w:w="2340"/>
             <w:vAlign w:val="top"/>
           </w:tcPr>
           <w:p>
@@ -660,13 +660,13 @@
                 <w:color w:val="000000"/>
                 <w:sz w:val="18"/>
               </w:rPr>
-              <w:t>Not applicable before implementation</w:t>
+              <w:t>Uygulama öncesi geçersiz</w:t>
             </w:r>
           </w:p>
         </w:tc>
         <w:tc>
           <w:tcPr>
-            <w:tcW w:type="dxa" w:w="2560"/>
+            <w:tcW w:type="dxa" w:w="2340"/>
             <w:vAlign w:val="top"/>
           </w:tcPr>
           <w:p>
@@ -679,7 +679,7 @@
                 <w:color w:val="000000"/>
                 <w:sz w:val="18"/>
               </w:rPr>
-              <w:t>Zero known leakage in automated isolation tests; all actions server-authorized</w:t>
+              <w:t>Otomatik yalıtım testlerinde bilinen sızıntı sıfır; tüm eylemler sunucuda yetkilendirilir</w:t>
             </w:r>
           </w:p>
         </w:tc>
@@ -690,7 +690,7 @@
         </w:trPr>
         <w:tc>
           <w:tcPr>
-            <w:tcW w:type="dxa" w:w="2400"/>
+            <w:tcW w:type="dxa" w:w="2340"/>
             <w:vAlign w:val="top"/>
           </w:tcPr>
           <w:p>
@@ -703,13 +703,13 @@
                 <w:color w:val="000000"/>
                 <w:sz w:val="18"/>
               </w:rPr>
-              <w:t>Govern marketing execution</w:t>
+              <w:t>Pazarlama yürütmesini yönetmek</w:t>
             </w:r>
           </w:p>
         </w:tc>
         <w:tc>
           <w:tcPr>
-            <w:tcW w:type="dxa" w:w="2500"/>
+            <w:tcW w:type="dxa" w:w="2340"/>
             <w:vAlign w:val="top"/>
           </w:tcPr>
           <w:p>
@@ -722,13 +722,13 @@
                 <w:color w:val="000000"/>
                 <w:sz w:val="18"/>
               </w:rPr>
-              <w:t>Consent checks; approvals; budget/kill-switch blocks</w:t>
+              <w:t>Rıza, onay, bütçe/acil durdurma engelleri</w:t>
             </w:r>
           </w:p>
         </w:tc>
         <w:tc>
           <w:tcPr>
-            <w:tcW w:type="dxa" w:w="1900"/>
+            <w:tcW w:type="dxa" w:w="2340"/>
             <w:vAlign w:val="top"/>
           </w:tcPr>
           <w:p>
@@ -741,13 +741,13 @@
                 <w:color w:val="000000"/>
                 <w:sz w:val="18"/>
               </w:rPr>
-              <w:t>No live execution</w:t>
+              <w:t>Canlı yürütme yok</w:t>
             </w:r>
           </w:p>
         </w:tc>
         <w:tc>
           <w:tcPr>
-            <w:tcW w:type="dxa" w:w="2560"/>
+            <w:tcW w:type="dxa" w:w="2340"/>
             <w:vAlign w:val="top"/>
           </w:tcPr>
           <w:p>
@@ -760,7 +760,7 @@
                 <w:color w:val="000000"/>
                 <w:sz w:val="18"/>
               </w:rPr>
-              <w:t>Execution disabled by default; explicit approval and live validation required</w:t>
+              <w:t>Yürütme varsayılan kapalı; açık onay ve canlı doğrulama gerekir</w:t>
             </w:r>
           </w:p>
         </w:tc>
@@ -772,17 +772,8 @@
       </w:pPr>
     </w:p>
     <w:p>
-      <w:pPr>
-        <w:spacing w:before="80" w:after="80"/>
-      </w:pPr>
       <w:r>
-        <w:rPr>
-          <w:rFonts w:ascii="Calibri" w:hAnsi="Calibri"/>
-          <w:i/>
-          <w:color w:val="547068"/>
-          <w:sz w:val="17"/>
-        </w:rPr>
-        <w:t>Targets are governance/quality acceptance rules, not fabricated commercial outcomes.</w:t>
+        <w:t>Hedefler ticari sonuç değil, yönetişim/kalite kabul kurallarıdır.</w:t>
       </w:r>
     </w:p>
     <w:p>
@@ -790,12 +781,12 @@
         <w:pStyle w:val="Heading2"/>
       </w:pPr>
       <w:r>
-        <w:t>3. Background and rationale</w:t>
+        <w:t>3. Arka plan ve gerekçe</w:t>
       </w:r>
     </w:p>
     <w:p>
       <w:r>
-        <w:t>The product concept responds to fragmentation: analytics notebooks alone do not resolve data capture, identity, permission, consent or execution safety. Literature on non-contractual customer bases shows that inactivity is latent and model-dependent. GrowthPilot therefore defines an observable future purchase window, uses time-based validation and stores a clear evidence trail.</w:t>
+        <w:t>Analitik not defterleri tek başına veri toplama, kimlik, izin, rıza veya yürütme güvenliğini çözmez. Sözleşmesiz müşteri literatürü hareketsizliğin örtük ve modele bağlı olduğunu gösterir. Bu nedenle GrowthPilot gözlenebilir gelecek satın alma penceresi tanımlar, zamana dayalı doğrulama kullanır ve açık kanıt izi saklar.</w:t>
       </w:r>
     </w:p>
     <w:p>
@@ -803,7 +794,7 @@
         <w:pStyle w:val="Heading2"/>
       </w:pPr>
       <w:r>
-        <w:t>4. AI methodology and evaluation</w:t>
+        <w:t>4. Yapay zekâ yöntemi ve değerlendirme</w:t>
       </w:r>
     </w:p>
     <w:p>
@@ -811,7 +802,7 @@
         <w:pStyle w:val="AcademicNumber"/>
       </w:pPr>
       <w:r>
-        <w:t>Profile purchase cadence on training history only and freeze a 90-day label horizon.</w:t>
+        <w:t>Satın alma ritmini yalnız eğitim geçmişinde profille ve 90 günlük etiket ufkunu dondur.</w:t>
       </w:r>
     </w:p>
     <w:p>
@@ -819,7 +810,7 @@
         <w:pStyle w:val="AcademicNumber"/>
       </w:pPr>
       <w:r>
-        <w:t>Construct leakage-safe customer snapshots using events strictly before each cutoff.</w:t>
+        <w:t>Her kesimden kesinlikle önceki olaylarla sızıntısız müşteri anlık görüntüleri oluştur.</w:t>
       </w:r>
     </w:p>
     <w:p>
@@ -827,7 +818,7 @@
         <w:pStyle w:val="AcademicNumber"/>
       </w:pPr>
       <w:r>
-        <w:t>Compare a recency heuristic, a prevalence dummy, regularized logistic regression, random forest and LightGBM.</w:t>
+        <w:t>Yakınlık sezgiseli, yaygınlık kuklası, düzenlileştirilmiş lojistik regresyon, rastgele orman ve LightGBM'yi karşılaştır.</w:t>
       </w:r>
     </w:p>
     <w:p>
@@ -835,7 +826,7 @@
         <w:pStyle w:val="AcademicNumber"/>
       </w:pPr>
       <w:r>
-        <w:t>Select by validation PR-AUC; refine hyperparameters and probability calibration before touching the final test.</w:t>
+        <w:t>Doğrulama PR-AUC ile seç; nihai teste dokunmadan hiperparametre ve olasılık kalibrasyonunu iyileştir.</w:t>
       </w:r>
     </w:p>
     <w:p>
@@ -843,7 +834,7 @@
         <w:pStyle w:val="AcademicNumber"/>
       </w:pPr>
       <w:r>
-        <w:t>Freeze the model artifact and ~10% capacity threshold, evaluate once on the untouched 2011-09-01 temporal test and prohibit post-test retuning.</w:t>
+        <w:t>Model eserini ve yaklaşık %10 kapasite eşiğini dondur; dokunulmamış 2011-09-01 testinde bir kez değerlendir ve test sonrası ayarı yasakla.</w:t>
       </w:r>
     </w:p>
     <w:p>
@@ -851,12 +842,12 @@
         <w:pStyle w:val="AcademicNumber"/>
       </w:pPr>
       <w:r>
-        <w:t>Validate SHAP/log-odds additivity; store local explanations as fitted-model evidence only.</w:t>
+        <w:t>SHAP/log-olasılık toplamsallığını doğrula; açıklamaları yalnız eğitilmiş model kanıtı olarak sakla.</w:t>
       </w:r>
     </w:p>
     <w:p>
       <w:r>
-        <w:t>Primary measures are PR-AUC, ROC-AUC, Brier score, log loss and ECE, with precision/recall/lift at capacity and bootstrap intervals on the final test. A later business-impact test must randomize eligible customers into treatment/control or use another defensible causal design.</w:t>
+        <w:t>Birincil ölçütler PR-AUC, ROC-AUC, Brier, log kaybı ve ECE'dir; kapasitede kesinlik/duyarlılık/artış ve nihai test bootstrap aralıkları eklenir. İş etkisi için daha sonra uygun müşterilerin deney/kontrol gruplarına rastgele atanması veya savunulabilir başka nedensel tasarım gerekir.</w:t>
       </w:r>
     </w:p>
     <w:p>
@@ -864,7 +855,7 @@
         <w:pStyle w:val="Heading2"/>
       </w:pPr>
       <w:r>
-        <w:t>5. Architecture and workflow</w:t>
+        <w:t>5. Mimari ve iş akışı</w:t>
       </w:r>
     </w:p>
     <w:p>
@@ -875,8 +866,8 @@
       <w:r>
         <w:drawing>
           <wp:inline xmlns:a="http://schemas.openxmlformats.org/drawingml/2006/main" xmlns:pic="http://schemas.openxmlformats.org/drawingml/2006/picture">
-            <wp:extent cx="5852160" cy="2560320"/>
-            <wp:docPr id="1" name="Picture 1" descr="Figure 1. Implemented data-to-decision architecture. Execution is disabled by default." title="Figure 1"/>
+            <wp:extent cx="5806440" cy="2540318"/>
+            <wp:docPr id="1" name="Picture 1" descr="Şekil 1. Uygulanan veriden karara mimari. Yürütme varsayılan kapalıdır." title="Şekil 1"/>
             <wp:cNvGraphicFramePr>
               <a:graphicFrameLocks noChangeAspect="1"/>
             </wp:cNvGraphicFramePr>
@@ -896,7 +887,7 @@
                   <pic:spPr>
                     <a:xfrm>
                       <a:off x="0" y="0"/>
-                      <a:ext cx="5852160" cy="2560320"/>
+                      <a:ext cx="5806440" cy="2540318"/>
                     </a:xfrm>
                     <a:prstGeom prst="rect"/>
                   </pic:spPr>
@@ -919,12 +910,12 @@
           <w:color w:val="547068"/>
           <w:sz w:val="18"/>
         </w:rPr>
-        <w:t>Figure 1. Implemented data-to-decision architecture. Execution is disabled by default.</w:t>
+        <w:t>Şekil 1. Uygulanan veriden karara mimari. Yürütme varsayılan kapalıdır.</w:t>
       </w:r>
     </w:p>
     <w:p>
       <w:r>
-        <w:t>The web application calls a FastAPI modular monolith. PostgreSQL enforces tenant keys, constraints and row-level security; Redis/Dramatiq workers consume durable outbox jobs. Validated imports and provider adapters populate canonical records. Analytics and scoring share versioned definitions. Audiences are snapshot-based, current consent is checked, and campaigns must be approved before queueing. External action remains blocked by the kill switch and zero default budget.</w:t>
+        <w:t>Web uygulaması FastAPI modüler tek parçasını çağırır. PostgreSQL kiracı anahtarlarını, kısıtları ve satır düzeyi güvenliği uygular; Redis/Dramatiq çalışanları kalıcı outbox işlerini tüketir. Doğrulanmış içe aktarımlar ve sağlayıcı bağdaştırıcıları standart kayıtları doldurur. Analitik ve puanlama sürümlü tanımları paylaşır. Kitleler anlık görüntülüdür, güncel rıza denetlenir ve kampanyalar kuyruğa alınmadan onaylanır. Harici eylem acil durdurma anahtarı ve sıfır varsayılan bütçeyle engellenir.</w:t>
       </w:r>
     </w:p>
     <w:p>
@@ -932,12 +923,12 @@
         <w:pStyle w:val="Heading2"/>
       </w:pPr>
       <w:r>
-        <w:t>6. Data</w:t>
+        <w:t>6. Veri</w:t>
       </w:r>
     </w:p>
     <w:p>
       <w:r>
-        <w:t>The capstone experiment uses UCI Online Retail II (Chen, 2012; CC BY 4.0; DOI 10.24432/C5CG6D), 1,067,371 transaction lines covering 2009-12-01 through 2011-12-09. Production use would require each tenant’s own authorized customer/order data and provider credentials. Raw sources are checksum-verified; customer-level prepared artifacts are local and ignored.</w:t>
+        <w:t>Deney, UCI Online Retail II'yi (Chen, 2012; CC BY 4.0; DOI 10.24432/C5CG6D) kullanır: 2009-12-01–2011-12-09 döneminde 1.067.371 işlem satırı. Üretimde her kiracının yetkili müşteri/sipariş verisi ve sağlayıcı kimlik bilgileri gerekir. Ham kaynakların sağlama toplamı doğrulanır; müşteri düzeyi hazırlanmış eserler yerelde ve Git dışındadır.</w:t>
       </w:r>
     </w:p>
     <w:p>
@@ -945,12 +936,12 @@
         <w:pStyle w:val="Heading2"/>
       </w:pPr>
       <w:r>
-        <w:t>7. Literature and industry context</w:t>
+        <w:t>7. Literatür ve sektör bağlamı</w:t>
       </w:r>
     </w:p>
     <w:p>
       <w:r>
-        <w:t>Jerath, Fader and Hardie (2011), Batislam et al. (2007), and Platzer and Reutterer (2016) motivate a purchase-cadence-aware but operational definition of inactivity. Modern CRM and ad platforms expose pieces of the workflow, but GrowthPilot’s concept is an integrated, provider-neutral control plane with explicit provenance, tenant scope and human authorization. This comparison is functional, not a claim of commercial superiority.</w:t>
+        <w:t>Jerath, Fader ve Hardie (2011), Batislam ve diğerleri (2007), Platzer ve Reutterer (2016) satın alma ritmine duyarlı ancak operasyonel hareketsizlik tanımını destekler. Modern CRM ve reklam platformları akışın parçalarını sunar; GrowthPilot açık kaynak, kiracı kapsamı ve insan yetkilendirmesi olan bütünleşik, sağlayıcıdan bağımsız bir kontrol düzlemidir. Bu işlevsel bir karşılaştırmadır, ticari üstünlük iddiası değildir.</w:t>
       </w:r>
     </w:p>
     <w:p>
@@ -958,7 +949,7 @@
         <w:pStyle w:val="Heading1"/>
       </w:pPr>
       <w:r>
-        <w:t>Part II — Implementation plan</w:t>
+        <w:t>Bölüm II — Uygulama planı</w:t>
       </w:r>
     </w:p>
     <w:p>
@@ -966,7 +957,7 @@
         <w:pStyle w:val="Heading2"/>
       </w:pPr>
       <w:r>
-        <w:t>1. Technology stack</w:t>
+        <w:t>1. Teknoloji yığını</w:t>
       </w:r>
     </w:p>
     <w:tbl>
@@ -979,9 +970,9 @@
         <w:tblInd w:w="120" w:type="dxa"/>
       </w:tblPr>
       <w:tblGrid>
-        <w:gridCol w:w="1700"/>
-        <w:gridCol w:w="3000"/>
-        <w:gridCol w:w="4660"/>
+        <w:gridCol w:w="3120"/>
+        <w:gridCol w:w="3120"/>
+        <w:gridCol w:w="3120"/>
       </w:tblGrid>
       <w:tr>
         <w:trPr>
@@ -990,7 +981,7 @@
         </w:trPr>
         <w:tc>
           <w:tcPr>
-            <w:tcW w:type="dxa" w:w="1700"/>
+            <w:tcW w:type="dxa" w:w="3120"/>
             <w:tcMar>
               <w:top w:w="80" w:type="dxa"/>
               <w:start w:w="120" w:type="dxa"/>
@@ -1011,13 +1002,13 @@
                 <w:color w:val="173B32"/>
                 <w:sz w:val="19"/>
               </w:rPr>
-              <w:t>Layer</w:t>
+              <w:t>Katman</w:t>
             </w:r>
           </w:p>
         </w:tc>
         <w:tc>
           <w:tcPr>
-            <w:tcW w:type="dxa" w:w="3000"/>
+            <w:tcW w:type="dxa" w:w="3120"/>
             <w:tcMar>
               <w:top w:w="80" w:type="dxa"/>
               <w:start w:w="120" w:type="dxa"/>
@@ -1038,13 +1029,13 @@
                 <w:color w:val="173B32"/>
                 <w:sz w:val="19"/>
               </w:rPr>
-              <w:t>Technology</w:t>
+              <w:t>Teknoloji</w:t>
             </w:r>
           </w:p>
         </w:tc>
         <w:tc>
           <w:tcPr>
-            <w:tcW w:type="dxa" w:w="4660"/>
+            <w:tcW w:type="dxa" w:w="3120"/>
             <w:tcMar>
               <w:top w:w="80" w:type="dxa"/>
               <w:start w:w="120" w:type="dxa"/>
@@ -1065,7 +1056,7 @@
                 <w:color w:val="173B32"/>
                 <w:sz w:val="19"/>
               </w:rPr>
-              <w:t>Responsibility</w:t>
+              <w:t>Sorumluluk</w:t>
             </w:r>
           </w:p>
         </w:tc>
@@ -1076,7 +1067,7 @@
         </w:trPr>
         <w:tc>
           <w:tcPr>
-            <w:tcW w:type="dxa" w:w="1700"/>
+            <w:tcW w:type="dxa" w:w="3120"/>
             <w:vAlign w:val="top"/>
           </w:tcPr>
           <w:p>
@@ -1095,7 +1086,7 @@
         </w:tc>
         <w:tc>
           <w:tcPr>
-            <w:tcW w:type="dxa" w:w="3000"/>
+            <w:tcW w:type="dxa" w:w="3120"/>
             <w:vAlign w:val="top"/>
           </w:tcPr>
           <w:p>
@@ -1108,13 +1099,13 @@
                 <w:color w:val="000000"/>
                 <w:sz w:val="18"/>
               </w:rPr>
-              <w:t>Next.js, React, strict TypeScript</w:t>
+              <w:t>Next.js, React, katı TypeScript</w:t>
             </w:r>
           </w:p>
         </w:tc>
         <w:tc>
           <w:tcPr>
-            <w:tcW w:type="dxa" w:w="4660"/>
+            <w:tcW w:type="dxa" w:w="3120"/>
             <w:vAlign w:val="top"/>
           </w:tcPr>
           <w:p>
@@ -1127,7 +1118,7 @@
                 <w:color w:val="000000"/>
                 <w:sz w:val="18"/>
               </w:rPr>
-              <w:t>Operator navigation, honest loading/empty/error states, customer 360</w:t>
+              <w:t>Gezinme, dürüst yükleme/boş/hata durumları, Müşteri 360</w:t>
             </w:r>
           </w:p>
         </w:tc>
@@ -1138,7 +1129,7 @@
         </w:trPr>
         <w:tc>
           <w:tcPr>
-            <w:tcW w:type="dxa" w:w="1700"/>
+            <w:tcW w:type="dxa" w:w="3120"/>
             <w:vAlign w:val="top"/>
           </w:tcPr>
           <w:p>
@@ -1157,7 +1148,7 @@
         </w:tc>
         <w:tc>
           <w:tcPr>
-            <w:tcW w:type="dxa" w:w="3000"/>
+            <w:tcW w:type="dxa" w:w="3120"/>
             <w:vAlign w:val="top"/>
           </w:tcPr>
           <w:p>
@@ -1176,7 +1167,7 @@
         </w:tc>
         <w:tc>
           <w:tcPr>
-            <w:tcW w:type="dxa" w:w="4660"/>
+            <w:tcW w:type="dxa" w:w="3120"/>
             <w:vAlign w:val="top"/>
           </w:tcPr>
           <w:p>
@@ -1189,7 +1180,7 @@
                 <w:color w:val="000000"/>
                 <w:sz w:val="18"/>
               </w:rPr>
-              <w:t>Validation, RBAC, domain rules, OpenAPI</w:t>
+              <w:t>Doğrulama, RBAC, alan kuralları, OpenAPI</w:t>
             </w:r>
           </w:p>
         </w:tc>
@@ -1200,7 +1191,7 @@
         </w:trPr>
         <w:tc>
           <w:tcPr>
-            <w:tcW w:type="dxa" w:w="1700"/>
+            <w:tcW w:type="dxa" w:w="3120"/>
             <w:vAlign w:val="top"/>
           </w:tcPr>
           <w:p>
@@ -1213,13 +1204,13 @@
                 <w:color w:val="000000"/>
                 <w:sz w:val="18"/>
               </w:rPr>
-              <w:t>Data</w:t>
+              <w:t>Veri</w:t>
             </w:r>
           </w:p>
         </w:tc>
         <w:tc>
           <w:tcPr>
-            <w:tcW w:type="dxa" w:w="3000"/>
+            <w:tcW w:type="dxa" w:w="3120"/>
             <w:vAlign w:val="top"/>
           </w:tcPr>
           <w:p>
@@ -1232,13 +1223,13 @@
                 <w:color w:val="000000"/>
                 <w:sz w:val="18"/>
               </w:rPr>
-              <w:t>PostgreSQL + RLS; S3-compatible object boundary</w:t>
+              <w:t>PostgreSQL + RLS; S3 uyumlu nesne sınırı</w:t>
             </w:r>
           </w:p>
         </w:tc>
         <w:tc>
           <w:tcPr>
-            <w:tcW w:type="dxa" w:w="4660"/>
+            <w:tcW w:type="dxa" w:w="3120"/>
             <w:vAlign w:val="top"/>
           </w:tcPr>
           <w:p>
@@ -1251,7 +1242,7 @@
                 <w:color w:val="000000"/>
                 <w:sz w:val="18"/>
               </w:rPr>
-              <w:t>Canonical records, provenance, tenant isolation, bounded raw payloads</w:t>
+              <w:t>Standart kayıtlar, kaynak, yalıtım, sınırlı ham yük</w:t>
             </w:r>
           </w:p>
         </w:tc>
@@ -1262,7 +1253,7 @@
         </w:trPr>
         <w:tc>
           <w:tcPr>
-            <w:tcW w:type="dxa" w:w="1700"/>
+            <w:tcW w:type="dxa" w:w="3120"/>
             <w:vAlign w:val="top"/>
           </w:tcPr>
           <w:p>
@@ -1275,13 +1266,13 @@
                 <w:color w:val="000000"/>
                 <w:sz w:val="18"/>
               </w:rPr>
-              <w:t>Async</w:t>
+              <w:t>Eşzamansız</w:t>
             </w:r>
           </w:p>
         </w:tc>
         <w:tc>
           <w:tcPr>
-            <w:tcW w:type="dxa" w:w="3000"/>
+            <w:tcW w:type="dxa" w:w="3120"/>
             <w:vAlign w:val="top"/>
           </w:tcPr>
           <w:p>
@@ -1300,7 +1291,7 @@
         </w:tc>
         <w:tc>
           <w:tcPr>
-            <w:tcW w:type="dxa" w:w="4660"/>
+            <w:tcW w:type="dxa" w:w="3120"/>
             <w:vAlign w:val="top"/>
           </w:tcPr>
           <w:p>
@@ -1313,7 +1304,7 @@
                 <w:color w:val="000000"/>
                 <w:sz w:val="18"/>
               </w:rPr>
-              <w:t>Import, sync and scoring jobs with rechecked permissions</w:t>
+              <w:t>İzinleri yeniden denetlenen içe aktarma/eşitleme/puanlama</w:t>
             </w:r>
           </w:p>
         </w:tc>
@@ -1324,7 +1315,7 @@
         </w:trPr>
         <w:tc>
           <w:tcPr>
-            <w:tcW w:type="dxa" w:w="1700"/>
+            <w:tcW w:type="dxa" w:w="3120"/>
             <w:vAlign w:val="top"/>
           </w:tcPr>
           <w:p>
@@ -1343,7 +1334,7 @@
         </w:tc>
         <w:tc>
           <w:tcPr>
-            <w:tcW w:type="dxa" w:w="3000"/>
+            <w:tcW w:type="dxa" w:w="3120"/>
             <w:vAlign w:val="top"/>
           </w:tcPr>
           <w:p>
@@ -1362,7 +1353,7 @@
         </w:tc>
         <w:tc>
           <w:tcPr>
-            <w:tcW w:type="dxa" w:w="4660"/>
+            <w:tcW w:type="dxa" w:w="3120"/>
             <w:vAlign w:val="top"/>
           </w:tcPr>
           <w:p>
@@ -1375,7 +1366,7 @@
                 <w:color w:val="000000"/>
                 <w:sz w:val="18"/>
               </w:rPr>
-              <w:t>Feature pipeline, experiments, registry, explanations</w:t>
+              <w:t>Özellik hattı, deney, kayıt, açıklama</w:t>
             </w:r>
           </w:p>
         </w:tc>
@@ -1386,7 +1377,7 @@
         </w:trPr>
         <w:tc>
           <w:tcPr>
-            <w:tcW w:type="dxa" w:w="1700"/>
+            <w:tcW w:type="dxa" w:w="3120"/>
             <w:vAlign w:val="top"/>
           </w:tcPr>
           <w:p>
@@ -1399,13 +1390,13 @@
                 <w:color w:val="000000"/>
                 <w:sz w:val="18"/>
               </w:rPr>
-              <w:t>Quality/ops</w:t>
+              <w:t>Kalite/operasyon</w:t>
             </w:r>
           </w:p>
         </w:tc>
         <w:tc>
           <w:tcPr>
-            <w:tcW w:type="dxa" w:w="3000"/>
+            <w:tcW w:type="dxa" w:w="3120"/>
             <w:vAlign w:val="top"/>
           </w:tcPr>
           <w:p>
@@ -1424,7 +1415,7 @@
         </w:tc>
         <w:tc>
           <w:tcPr>
-            <w:tcW w:type="dxa" w:w="4660"/>
+            <w:tcW w:type="dxa" w:w="3120"/>
             <w:vAlign w:val="top"/>
           </w:tcPr>
           <w:p>
@@ -1437,7 +1428,7 @@
                 <w:color w:val="000000"/>
                 <w:sz w:val="18"/>
               </w:rPr>
-              <w:t>Automated gates and observability</w:t>
+              <w:t>Otomatik kapılar ve gözlemlenebilirlik</w:t>
             </w:r>
           </w:p>
         </w:tc>
@@ -1453,7 +1444,7 @@
         <w:pStyle w:val="Heading2"/>
       </w:pPr>
       <w:r>
-        <w:t>2. Timeline and ownership</w:t>
+        <w:t>2. Takvim ve sorumluluk</w:t>
       </w:r>
     </w:p>
     <w:tbl>
@@ -1466,10 +1457,10 @@
         <w:tblInd w:w="120" w:type="dxa"/>
       </w:tblPr>
       <w:tblGrid>
-        <w:gridCol w:w="1600"/>
-        <w:gridCol w:w="3000"/>
-        <w:gridCol w:w="2100"/>
-        <w:gridCol w:w="2660"/>
+        <w:gridCol w:w="2340"/>
+        <w:gridCol w:w="2340"/>
+        <w:gridCol w:w="2340"/>
+        <w:gridCol w:w="2340"/>
       </w:tblGrid>
       <w:tr>
         <w:trPr>
@@ -1478,7 +1469,7 @@
         </w:trPr>
         <w:tc>
           <w:tcPr>
-            <w:tcW w:type="dxa" w:w="1600"/>
+            <w:tcW w:type="dxa" w:w="2340"/>
             <w:tcMar>
               <w:top w:w="80" w:type="dxa"/>
               <w:start w:w="120" w:type="dxa"/>
@@ -1499,13 +1490,13 @@
                 <w:color w:val="173B32"/>
                 <w:sz w:val="19"/>
               </w:rPr>
-              <w:t>Phase window</w:t>
+              <w:t>Dönem</w:t>
             </w:r>
           </w:p>
         </w:tc>
         <w:tc>
           <w:tcPr>
-            <w:tcW w:type="dxa" w:w="3000"/>
+            <w:tcW w:type="dxa" w:w="2340"/>
             <w:tcMar>
               <w:top w:w="80" w:type="dxa"/>
               <w:start w:w="120" w:type="dxa"/>
@@ -1526,13 +1517,13 @@
                 <w:color w:val="173B32"/>
                 <w:sz w:val="19"/>
               </w:rPr>
-              <w:t>Work package</w:t>
+              <w:t>İş paketi</w:t>
             </w:r>
           </w:p>
         </w:tc>
         <w:tc>
           <w:tcPr>
-            <w:tcW w:type="dxa" w:w="2100"/>
+            <w:tcW w:type="dxa" w:w="2340"/>
             <w:tcMar>
               <w:top w:w="80" w:type="dxa"/>
               <w:start w:w="120" w:type="dxa"/>
@@ -1553,13 +1544,13 @@
                 <w:color w:val="173B32"/>
                 <w:sz w:val="19"/>
               </w:rPr>
-              <w:t>Owner / reviewer</w:t>
+              <w:t>Sorumlu / inceleyen</w:t>
             </w:r>
           </w:p>
         </w:tc>
         <w:tc>
           <w:tcPr>
-            <w:tcW w:type="dxa" w:w="2660"/>
+            <w:tcW w:type="dxa" w:w="2340"/>
             <w:tcMar>
               <w:top w:w="80" w:type="dxa"/>
               <w:start w:w="120" w:type="dxa"/>
@@ -1580,7 +1571,7 @@
                 <w:color w:val="173B32"/>
                 <w:sz w:val="19"/>
               </w:rPr>
-              <w:t>Evidence / status</w:t>
+              <w:t>Kanıt / durum</w:t>
             </w:r>
           </w:p>
         </w:tc>
@@ -1591,7 +1582,7 @@
         </w:trPr>
         <w:tc>
           <w:tcPr>
-            <w:tcW w:type="dxa" w:w="1600"/>
+            <w:tcW w:type="dxa" w:w="2340"/>
             <w:vAlign w:val="top"/>
           </w:tcPr>
           <w:p>
@@ -1610,7 +1601,7 @@
         </w:tc>
         <w:tc>
           <w:tcPr>
-            <w:tcW w:type="dxa" w:w="3000"/>
+            <w:tcW w:type="dxa" w:w="2340"/>
             <w:vAlign w:val="top"/>
           </w:tcPr>
           <w:p>
@@ -1623,13 +1614,13 @@
                 <w:color w:val="000000"/>
                 <w:sz w:val="18"/>
               </w:rPr>
-              <w:t>Governance, architecture, domain and data contracts</w:t>
+              <w:t>Yönetişim, mimari, alan ve veri sözleşmeleri</w:t>
             </w:r>
           </w:p>
         </w:tc>
         <w:tc>
           <w:tcPr>
-            <w:tcW w:type="dxa" w:w="2100"/>
+            <w:tcW w:type="dxa" w:w="2340"/>
             <w:vAlign w:val="top"/>
           </w:tcPr>
           <w:p>
@@ -1642,13 +1633,13 @@
                 <w:color w:val="000000"/>
                 <w:sz w:val="18"/>
               </w:rPr>
-              <w:t>Codex / Project Lead</w:t>
+              <w:t>Codex / Proje Lideri</w:t>
             </w:r>
           </w:p>
         </w:tc>
         <w:tc>
           <w:tcPr>
-            <w:tcW w:type="dxa" w:w="2660"/>
+            <w:tcW w:type="dxa" w:w="2340"/>
             <w:vAlign w:val="top"/>
           </w:tcPr>
           <w:p>
@@ -1661,7 +1652,7 @@
                 <w:color w:val="000000"/>
                 <w:sz w:val="18"/>
               </w:rPr>
-              <w:t>Local commits; ADRs; requirements — complete</w:t>
+              <w:t>Yerel commit, ADR ve gereksinimler — tamamlandı</w:t>
             </w:r>
           </w:p>
         </w:tc>
@@ -1672,7 +1663,7 @@
         </w:trPr>
         <w:tc>
           <w:tcPr>
-            <w:tcW w:type="dxa" w:w="1600"/>
+            <w:tcW w:type="dxa" w:w="2340"/>
             <w:vAlign w:val="top"/>
           </w:tcPr>
           <w:p>
@@ -1691,7 +1682,7 @@
         </w:tc>
         <w:tc>
           <w:tcPr>
-            <w:tcW w:type="dxa" w:w="3000"/>
+            <w:tcW w:type="dxa" w:w="2340"/>
             <w:vAlign w:val="top"/>
           </w:tcPr>
           <w:p>
@@ -1704,13 +1695,13 @@
                 <w:color w:val="000000"/>
                 <w:sz w:val="18"/>
               </w:rPr>
-              <w:t>Dataset research, preparation, features and model exploration</w:t>
+              <w:t>Veri araştırması, hazırlık, özellik ve model keşfi</w:t>
             </w:r>
           </w:p>
         </w:tc>
         <w:tc>
           <w:tcPr>
-            <w:tcW w:type="dxa" w:w="2100"/>
+            <w:tcW w:type="dxa" w:w="2340"/>
             <w:vAlign w:val="top"/>
           </w:tcPr>
           <w:p>
@@ -1723,13 +1714,13 @@
                 <w:color w:val="000000"/>
                 <w:sz w:val="18"/>
               </w:rPr>
-              <w:t>Codex / ML-AI Lead</w:t>
+              <w:t>Codex / ML-AI Lideri</w:t>
             </w:r>
           </w:p>
         </w:tc>
         <w:tc>
           <w:tcPr>
-            <w:tcW w:type="dxa" w:w="2660"/>
+            <w:tcW w:type="dxa" w:w="2340"/>
             <w:vAlign w:val="top"/>
           </w:tcPr>
           <w:p>
@@ -1742,7 +1733,7 @@
                 <w:color w:val="000000"/>
                 <w:sz w:val="18"/>
               </w:rPr>
-              <w:t>Profiles, splits, MLflow runs — complete</w:t>
+              <w:t>Profil, bölme, MLflow — tamamlandı</w:t>
             </w:r>
           </w:p>
         </w:tc>
@@ -1753,7 +1744,7 @@
         </w:trPr>
         <w:tc>
           <w:tcPr>
-            <w:tcW w:type="dxa" w:w="1600"/>
+            <w:tcW w:type="dxa" w:w="2340"/>
             <w:vAlign w:val="top"/>
           </w:tcPr>
           <w:p>
@@ -1772,7 +1763,7 @@
         </w:tc>
         <w:tc>
           <w:tcPr>
-            <w:tcW w:type="dxa" w:w="3000"/>
+            <w:tcW w:type="dxa" w:w="2340"/>
             <w:vAlign w:val="top"/>
           </w:tcPr>
           <w:p>
@@ -1785,13 +1776,13 @@
                 <w:color w:val="000000"/>
                 <w:sz w:val="18"/>
               </w:rPr>
-              <w:t>Refinement, frozen test, explanations and decision evidence</w:t>
+              <w:t>İyileştirme, dondurulmuş test, açıklama</w:t>
             </w:r>
           </w:p>
         </w:tc>
         <w:tc>
           <w:tcPr>
-            <w:tcW w:type="dxa" w:w="2100"/>
+            <w:tcW w:type="dxa" w:w="2340"/>
             <w:vAlign w:val="top"/>
           </w:tcPr>
           <w:p>
@@ -1804,13 +1795,13 @@
                 <w:color w:val="000000"/>
                 <w:sz w:val="18"/>
               </w:rPr>
-              <w:t>Codex / ML-AI Lead</w:t>
+              <w:t>Codex / ML-AI Lideri</w:t>
             </w:r>
           </w:p>
         </w:tc>
         <w:tc>
           <w:tcPr>
-            <w:tcW w:type="dxa" w:w="2660"/>
+            <w:tcW w:type="dxa" w:w="2340"/>
             <w:vAlign w:val="top"/>
           </w:tcPr>
           <w:p>
@@ -1823,7 +1814,7 @@
                 <w:color w:val="000000"/>
                 <w:sz w:val="18"/>
               </w:rPr>
-              <w:t>Final artifacts and checksums — complete</w:t>
+              <w:t>Nihai eser ve sağlama toplamı — tamamlandı</w:t>
             </w:r>
           </w:p>
         </w:tc>
@@ -1834,7 +1825,7 @@
         </w:trPr>
         <w:tc>
           <w:tcPr>
-            <w:tcW w:type="dxa" w:w="1600"/>
+            <w:tcW w:type="dxa" w:w="2340"/>
             <w:vAlign w:val="top"/>
           </w:tcPr>
           <w:p>
@@ -1853,7 +1844,7 @@
         </w:tc>
         <w:tc>
           <w:tcPr>
-            <w:tcW w:type="dxa" w:w="3000"/>
+            <w:tcW w:type="dxa" w:w="2340"/>
             <w:vAlign w:val="top"/>
           </w:tcPr>
           <w:p>
@@ -1866,13 +1857,13 @@
                 <w:color w:val="000000"/>
                 <w:sz w:val="18"/>
               </w:rPr>
-              <w:t>Inference, UI, integrations, attribution, audiences and generation</w:t>
+              <w:t>Çıkarım, arayüz, entegrasyon, atıf, kitle ve üretim</w:t>
             </w:r>
           </w:p>
         </w:tc>
         <w:tc>
           <w:tcPr>
-            <w:tcW w:type="dxa" w:w="2100"/>
+            <w:tcW w:type="dxa" w:w="2340"/>
             <w:vAlign w:val="top"/>
           </w:tcPr>
           <w:p>
@@ -1885,13 +1876,13 @@
                 <w:color w:val="000000"/>
                 <w:sz w:val="18"/>
               </w:rPr>
-              <w:t>Codex / Project Lead</w:t>
+              <w:t>Codex / Proje Lideri</w:t>
             </w:r>
           </w:p>
         </w:tc>
         <w:tc>
           <w:tcPr>
-            <w:tcW w:type="dxa" w:w="2660"/>
+            <w:tcW w:type="dxa" w:w="2340"/>
             <w:vAlign w:val="top"/>
           </w:tcPr>
           <w:p>
@@ -1904,7 +1895,7 @@
                 <w:color w:val="000000"/>
                 <w:sz w:val="18"/>
               </w:rPr>
-              <w:t>Local code/tests — complete; live credentials absent</w:t>
+              <w:t>Yerel kod/test — tamam; canlı kimlik bilgisi yok</w:t>
             </w:r>
           </w:p>
         </w:tc>
@@ -1915,7 +1906,7 @@
         </w:trPr>
         <w:tc>
           <w:tcPr>
-            <w:tcW w:type="dxa" w:w="1600"/>
+            <w:tcW w:type="dxa" w:w="2340"/>
             <w:vAlign w:val="top"/>
           </w:tcPr>
           <w:p>
@@ -1934,7 +1925,7 @@
         </w:tc>
         <w:tc>
           <w:tcPr>
-            <w:tcW w:type="dxa" w:w="3000"/>
+            <w:tcW w:type="dxa" w:w="2340"/>
             <w:vAlign w:val="top"/>
           </w:tcPr>
           <w:p>
@@ -1947,13 +1938,13 @@
                 <w:color w:val="000000"/>
                 <w:sz w:val="18"/>
               </w:rPr>
-              <w:t>Security hardening, academic package and release readiness</w:t>
+              <w:t>Güvenlik, akademik paket, sürüm hazırlığı</w:t>
             </w:r>
           </w:p>
         </w:tc>
         <w:tc>
           <w:tcPr>
-            <w:tcW w:type="dxa" w:w="2100"/>
+            <w:tcW w:type="dxa" w:w="2340"/>
             <w:vAlign w:val="top"/>
           </w:tcPr>
           <w:p>
@@ -1966,13 +1957,13 @@
                 <w:color w:val="000000"/>
                 <w:sz w:val="18"/>
               </w:rPr>
-              <w:t>Codex / Founder</w:t>
+              <w:t>Codex / Kurucu</w:t>
             </w:r>
           </w:p>
         </w:tc>
         <w:tc>
           <w:tcPr>
-            <w:tcW w:type="dxa" w:w="2660"/>
+            <w:tcW w:type="dxa" w:w="2340"/>
             <w:vAlign w:val="top"/>
           </w:tcPr>
           <w:p>
@@ -1985,7 +1976,7 @@
                 <w:color w:val="000000"/>
                 <w:sz w:val="18"/>
               </w:rPr>
-              <w:t>Local validation — in final review</w:t>
+              <w:t>Yerel doğrulama — nihai incelemede</w:t>
             </w:r>
           </w:p>
         </w:tc>
@@ -1996,7 +1987,7 @@
         </w:trPr>
         <w:tc>
           <w:tcPr>
-            <w:tcW w:type="dxa" w:w="1600"/>
+            <w:tcW w:type="dxa" w:w="2340"/>
             <w:vAlign w:val="top"/>
           </w:tcPr>
           <w:p>
@@ -2009,13 +2000,13 @@
                 <w:color w:val="000000"/>
                 <w:sz w:val="18"/>
               </w:rPr>
-              <w:t>After approval</w:t>
+              <w:t>Onay sonrası</w:t>
             </w:r>
           </w:p>
         </w:tc>
         <w:tc>
           <w:tcPr>
-            <w:tcW w:type="dxa" w:w="3000"/>
+            <w:tcW w:type="dxa" w:w="2340"/>
             <w:vAlign w:val="top"/>
           </w:tcPr>
           <w:p>
@@ -2028,13 +2019,13 @@
                 <w:color w:val="000000"/>
                 <w:sz w:val="18"/>
               </w:rPr>
-              <w:t>Credentialed sandboxes, deployment, pilot and causal impact test</w:t>
+              <w:t>Kimlik bilgili test ortamı, dağıtım, pilot, nedensel test</w:t>
             </w:r>
           </w:p>
         </w:tc>
         <w:tc>
           <w:tcPr>
-            <w:tcW w:type="dxa" w:w="2100"/>
+            <w:tcW w:type="dxa" w:w="2340"/>
             <w:vAlign w:val="top"/>
           </w:tcPr>
           <w:p>
@@ -2047,13 +2038,13 @@
                 <w:color w:val="000000"/>
                 <w:sz w:val="18"/>
               </w:rPr>
-              <w:t>Founder / Project Lead</w:t>
+              <w:t>Kurucu / Proje Lideri</w:t>
             </w:r>
           </w:p>
         </w:tc>
         <w:tc>
           <w:tcPr>
-            <w:tcW w:type="dxa" w:w="2660"/>
+            <w:tcW w:type="dxa" w:w="2340"/>
             <w:vAlign w:val="top"/>
           </w:tcPr>
           <w:p>
@@ -2066,7 +2057,7 @@
                 <w:color w:val="000000"/>
                 <w:sz w:val="18"/>
               </w:rPr>
-              <w:t>External validation — not started</w:t>
+              <w:t>Dış doğrulama — başlamadı</w:t>
             </w:r>
           </w:p>
         </w:tc>
@@ -2078,17 +2069,8 @@
       </w:pPr>
     </w:p>
     <w:p>
-      <w:pPr>
-        <w:spacing w:before="80" w:after="80"/>
-      </w:pPr>
       <w:r>
-        <w:rPr>
-          <w:rFonts w:ascii="Calibri" w:hAnsi="Calibri"/>
-          <w:i/>
-          <w:color w:val="547068"/>
-          <w:sz w:val="17"/>
-        </w:rPr>
-        <w:t>These are actual local execution dates, not backdated instructor submission claims.</w:t>
+        <w:t>Bunlar gerçek yerel çalışma tarihleridir; geriye dönük teslim iddiası değildir.</w:t>
       </w:r>
     </w:p>
     <w:p>
@@ -2096,7 +2078,7 @@
         <w:pStyle w:val="Heading2"/>
       </w:pPr>
       <w:r>
-        <w:t>3. Milestones and evidence</w:t>
+        <w:t>3. Kilometre taşları ve kanıt</w:t>
       </w:r>
     </w:p>
     <w:p>
@@ -2104,7 +2086,7 @@
         <w:pStyle w:val="AcademicBullet"/>
       </w:pPr>
       <w:r>
-        <w:t>M0–M1: governance baseline, accepted ADRs, threat/data contracts and clean Git history.</w:t>
+        <w:t>M0–M1: yönetişim, kabul edilmiş ADR, tehdit/veri sözleşmesi ve temiz Git geçmişi.</w:t>
       </w:r>
     </w:p>
     <w:p>
@@ -2112,7 +2094,7 @@
         <w:pStyle w:val="AcademicBullet"/>
       </w:pPr>
       <w:r>
-        <w:t>M2–M5: cited research, licensed source, reproducible preparation, model comparison, frozen evaluation and explanation evidence.</w:t>
+        <w:t>M2–M5: kaynaklı araştırma, lisanslı veri, yeniden üretilebilir hazırlık, model karşılaştırması, dondurulmuş değerlendirme ve açıklama.</w:t>
       </w:r>
     </w:p>
     <w:p>
@@ -2120,7 +2102,7 @@
         <w:pStyle w:val="AcademicBullet"/>
       </w:pPr>
       <w:r>
-        <w:t>M6–M10: tenant-safe API/UI, CRM/commerce/imports, intelligence, adapters, attribution, audiences and approval lifecycle.</w:t>
+        <w:t>M6–M10: kiracı güvenli API/arayüz, CRM/ticaret/içe aktarma, zekâ, bağdaştırıcı, atıf, kitle ve onay yaşam döngüsü.</w:t>
       </w:r>
     </w:p>
     <w:p>
@@ -2128,7 +2110,7 @@
         <w:pStyle w:val="AcademicBullet"/>
       </w:pPr>
       <w:r>
-        <w:t>M11–M12: security/recovery boundaries, complete tests, academic deliverables, demo script and release-readiness report.</w:t>
+        <w:t>M11–M12: güvenlik/kurtarma sınırları, testler, akademik teslimler, demo ve sürüm hazırlığı.</w:t>
       </w:r>
     </w:p>
     <w:p>
@@ -2136,7 +2118,7 @@
         <w:pStyle w:val="Heading2"/>
       </w:pPr>
       <w:r>
-        <w:t>4. Challenges, mitigations and fallback plans</w:t>
+        <w:t>4. Zorluklar, önlemler ve geri dönüş</w:t>
       </w:r>
     </w:p>
     <w:tbl>
@@ -2149,9 +2131,9 @@
         <w:tblInd w:w="120" w:type="dxa"/>
       </w:tblPr>
       <w:tblGrid>
-        <w:gridCol w:w="2250"/>
-        <w:gridCol w:w="3650"/>
-        <w:gridCol w:w="3460"/>
+        <w:gridCol w:w="3120"/>
+        <w:gridCol w:w="3120"/>
+        <w:gridCol w:w="3120"/>
       </w:tblGrid>
       <w:tr>
         <w:trPr>
@@ -2160,7 +2142,7 @@
         </w:trPr>
         <w:tc>
           <w:tcPr>
-            <w:tcW w:type="dxa" w:w="2250"/>
+            <w:tcW w:type="dxa" w:w="3120"/>
             <w:tcMar>
               <w:top w:w="80" w:type="dxa"/>
               <w:start w:w="120" w:type="dxa"/>
@@ -2187,7 +2169,7 @@
         </w:tc>
         <w:tc>
           <w:tcPr>
-            <w:tcW w:type="dxa" w:w="3650"/>
+            <w:tcW w:type="dxa" w:w="3120"/>
             <w:tcMar>
               <w:top w:w="80" w:type="dxa"/>
               <w:start w:w="120" w:type="dxa"/>
@@ -2208,13 +2190,13 @@
                 <w:color w:val="173B32"/>
                 <w:sz w:val="19"/>
               </w:rPr>
-              <w:t>Mitigation</w:t>
+              <w:t>Önlem</w:t>
             </w:r>
           </w:p>
         </w:tc>
         <w:tc>
           <w:tcPr>
-            <w:tcW w:type="dxa" w:w="3460"/>
+            <w:tcW w:type="dxa" w:w="3120"/>
             <w:tcMar>
               <w:top w:w="80" w:type="dxa"/>
               <w:start w:w="120" w:type="dxa"/>
@@ -2235,7 +2217,7 @@
                 <w:color w:val="173B32"/>
                 <w:sz w:val="19"/>
               </w:rPr>
-              <w:t>Fallback / decision boundary</w:t>
+              <w:t>Geri dönüş / karar sınırı</w:t>
             </w:r>
           </w:p>
         </w:tc>
@@ -2246,7 +2228,7 @@
         </w:trPr>
         <w:tc>
           <w:tcPr>
-            <w:tcW w:type="dxa" w:w="2250"/>
+            <w:tcW w:type="dxa" w:w="3120"/>
             <w:vAlign w:val="top"/>
           </w:tcPr>
           <w:p>
@@ -2259,13 +2241,13 @@
                 <w:color w:val="000000"/>
                 <w:sz w:val="18"/>
               </w:rPr>
-              <w:t>Historical single-retailer bias</w:t>
+              <w:t>Tek tarihsel perakendeci yanlılığı</w:t>
             </w:r>
           </w:p>
         </w:tc>
         <w:tc>
           <w:tcPr>
-            <w:tcW w:type="dxa" w:w="3650"/>
+            <w:tcW w:type="dxa" w:w="3120"/>
             <w:vAlign w:val="top"/>
           </w:tcPr>
           <w:p>
@@ -2278,13 +2260,13 @@
                 <w:color w:val="000000"/>
                 <w:sz w:val="18"/>
               </w:rPr>
-              <w:t>Temporal holdout, intervals, explicit evidence labels</w:t>
+              <w:t>Zamansal bekletme, aralıklar, kanıt etiketleri</w:t>
             </w:r>
           </w:p>
         </w:tc>
         <w:tc>
           <w:tcPr>
-            <w:tcW w:type="dxa" w:w="3460"/>
+            <w:tcW w:type="dxa" w:w="3120"/>
             <w:vAlign w:val="top"/>
           </w:tcPr>
           <w:p>
@@ -2297,7 +2279,7 @@
                 <w:color w:val="000000"/>
                 <w:sz w:val="18"/>
               </w:rPr>
-              <w:t>Do not deploy model until tenant data is validated</w:t>
+              <w:t>Kiracı verisi doğrulanmadan modeli dağıtma</w:t>
             </w:r>
           </w:p>
         </w:tc>
@@ -2308,7 +2290,7 @@
         </w:trPr>
         <w:tc>
           <w:tcPr>
-            <w:tcW w:type="dxa" w:w="2250"/>
+            <w:tcW w:type="dxa" w:w="3120"/>
             <w:vAlign w:val="top"/>
           </w:tcPr>
           <w:p>
@@ -2321,13 +2303,13 @@
                 <w:color w:val="000000"/>
                 <w:sz w:val="18"/>
               </w:rPr>
-              <w:t>Inactivity is not contractual churn</w:t>
+              <w:t>Hareketsizlik gerçek kayıp değildir</w:t>
             </w:r>
           </w:p>
         </w:tc>
         <w:tc>
           <w:tcPr>
-            <w:tcW w:type="dxa" w:w="3650"/>
+            <w:tcW w:type="dxa" w:w="3120"/>
             <w:vAlign w:val="top"/>
           </w:tcPr>
           <w:p>
@@ -2340,13 +2322,13 @@
                 <w:color w:val="000000"/>
                 <w:sz w:val="18"/>
               </w:rPr>
-              <w:t>Operational label and target version</w:t>
+              <w:t>Operasyonel etiket ve hedef sürümü</w:t>
             </w:r>
           </w:p>
         </w:tc>
         <w:tc>
           <w:tcPr>
-            <w:tcW w:type="dxa" w:w="3460"/>
+            <w:tcW w:type="dxa" w:w="3120"/>
             <w:vAlign w:val="top"/>
           </w:tcPr>
           <w:p>
@@ -2359,7 +2341,7 @@
                 <w:color w:val="000000"/>
                 <w:sz w:val="18"/>
               </w:rPr>
-              <w:t>Present score as inactivity risk only</w:t>
+              <w:t>Yalnız hareketsizlik riski olarak sun</w:t>
             </w:r>
           </w:p>
         </w:tc>
@@ -2370,7 +2352,7 @@
         </w:trPr>
         <w:tc>
           <w:tcPr>
-            <w:tcW w:type="dxa" w:w="2250"/>
+            <w:tcW w:type="dxa" w:w="3120"/>
             <w:vAlign w:val="top"/>
           </w:tcPr>
           <w:p>
@@ -2383,13 +2365,13 @@
                 <w:color w:val="000000"/>
                 <w:sz w:val="18"/>
               </w:rPr>
-              <w:t>Cross-tenant leakage</w:t>
+              <w:t>Kiracılar arası sızıntı</w:t>
             </w:r>
           </w:p>
         </w:tc>
         <w:tc>
           <w:tcPr>
-            <w:tcW w:type="dxa" w:w="3650"/>
+            <w:tcW w:type="dxa" w:w="3120"/>
             <w:vAlign w:val="top"/>
           </w:tcPr>
           <w:p>
@@ -2402,13 +2384,13 @@
                 <w:color w:val="000000"/>
                 <w:sz w:val="18"/>
               </w:rPr>
-              <w:t>Tenant keys, server guards, PostgreSQL RLS, adversarial tests</w:t>
+              <w:t>Anahtar, sunucu koruması, RLS, saldırgan test</w:t>
             </w:r>
           </w:p>
         </w:tc>
         <w:tc>
           <w:tcPr>
-            <w:tcW w:type="dxa" w:w="3460"/>
+            <w:tcW w:type="dxa" w:w="3120"/>
             <w:vAlign w:val="top"/>
           </w:tcPr>
           <w:p>
@@ -2421,7 +2403,7 @@
                 <w:color w:val="000000"/>
                 <w:sz w:val="18"/>
               </w:rPr>
-              <w:t>Block release on any unresolved leakage</w:t>
+              <w:t>Çözülmemiş sızıntıda sürümü engelle</w:t>
             </w:r>
           </w:p>
         </w:tc>
@@ -2432,7 +2414,7 @@
         </w:trPr>
         <w:tc>
           <w:tcPr>
-            <w:tcW w:type="dxa" w:w="2250"/>
+            <w:tcW w:type="dxa" w:w="3120"/>
             <w:vAlign w:val="top"/>
           </w:tcPr>
           <w:p>
@@ -2445,13 +2427,13 @@
                 <w:color w:val="000000"/>
                 <w:sz w:val="18"/>
               </w:rPr>
-              <w:t>Provider/API change or missing credentials</w:t>
+              <w:t>API değişimi/kimlik bilgisi yokluğu</w:t>
             </w:r>
           </w:p>
         </w:tc>
         <w:tc>
           <w:tcPr>
-            <w:tcW w:type="dxa" w:w="3650"/>
+            <w:tcW w:type="dxa" w:w="3120"/>
             <w:vAlign w:val="top"/>
           </w:tcPr>
           <w:p>
@@ -2464,13 +2446,13 @@
                 <w:color w:val="000000"/>
                 <w:sz w:val="18"/>
               </w:rPr>
-              <w:t>Adapters, fixed origins, mocks, durable sync records</w:t>
+              <w:t>Bağdaştırıcı, sabit köken, taklit, kalıcı eşitleme</w:t>
             </w:r>
           </w:p>
         </w:tc>
         <w:tc>
           <w:tcPr>
-            <w:tcW w:type="dxa" w:w="3460"/>
+            <w:tcW w:type="dxa" w:w="3120"/>
             <w:vAlign w:val="top"/>
           </w:tcPr>
           <w:p>
@@ -2483,7 +2465,7 @@
                 <w:color w:val="000000"/>
                 <w:sz w:val="18"/>
               </w:rPr>
-              <w:t>Keep integration disabled; import CSV/XLSX</w:t>
+              <w:t>Entegrasyonu kapalı tut; CSV/XLSX kullan</w:t>
             </w:r>
           </w:p>
         </w:tc>
@@ -2494,7 +2476,7 @@
         </w:trPr>
         <w:tc>
           <w:tcPr>
-            <w:tcW w:type="dxa" w:w="2250"/>
+            <w:tcW w:type="dxa" w:w="3120"/>
             <w:vAlign w:val="top"/>
           </w:tcPr>
           <w:p>
@@ -2507,13 +2489,13 @@
                 <w:color w:val="000000"/>
                 <w:sz w:val="18"/>
               </w:rPr>
-              <w:t>Uncertain campaign effect</w:t>
+              <w:t>Kampanya etkisi belirsizliği</w:t>
             </w:r>
           </w:p>
         </w:tc>
         <w:tc>
           <w:tcPr>
-            <w:tcW w:type="dxa" w:w="3650"/>
+            <w:tcW w:type="dxa" w:w="3120"/>
             <w:vAlign w:val="top"/>
           </w:tcPr>
           <w:p>
@@ -2526,13 +2508,13 @@
                 <w:color w:val="000000"/>
                 <w:sz w:val="18"/>
               </w:rPr>
-              <w:t>Separate prediction from causal measurement</w:t>
+              <w:t>Tahmini nedensel ölçümden ayır</w:t>
             </w:r>
           </w:p>
         </w:tc>
         <w:tc>
           <w:tcPr>
-            <w:tcW w:type="dxa" w:w="3460"/>
+            <w:tcW w:type="dxa" w:w="3120"/>
             <w:vAlign w:val="top"/>
           </w:tcPr>
           <w:p>
@@ -2545,7 +2527,7 @@
                 <w:color w:val="000000"/>
                 <w:sz w:val="18"/>
               </w:rPr>
-              <w:t>Use no-send planning mode until approved experiment</w:t>
+              <w:t>Onaylı deney öncesi gönderimsiz plan</w:t>
             </w:r>
           </w:p>
         </w:tc>
@@ -2556,7 +2538,7 @@
         </w:trPr>
         <w:tc>
           <w:tcPr>
-            <w:tcW w:type="dxa" w:w="2250"/>
+            <w:tcW w:type="dxa" w:w="3120"/>
             <w:vAlign w:val="top"/>
           </w:tcPr>
           <w:p>
@@ -2569,13 +2551,13 @@
                 <w:color w:val="000000"/>
                 <w:sz w:val="18"/>
               </w:rPr>
-              <w:t>Unsafe generated content</w:t>
+              <w:t>Güvensiz üretilen içerik</w:t>
             </w:r>
           </w:p>
         </w:tc>
         <w:tc>
           <w:tcPr>
-            <w:tcW w:type="dxa" w:w="3650"/>
+            <w:tcW w:type="dxa" w:w="3120"/>
             <w:vAlign w:val="top"/>
           </w:tcPr>
           <w:p>
@@ -2588,13 +2570,13 @@
                 <w:color w:val="000000"/>
                 <w:sz w:val="18"/>
               </w:rPr>
-              <w:t>Server-derived facts, forbidden-claim validation, human approval</w:t>
+              <w:t>Sunucu gerçekleri, yasak iddia kontrolü, insan onayı</w:t>
             </w:r>
           </w:p>
         </w:tc>
         <w:tc>
           <w:tcPr>
-            <w:tcW w:type="dxa" w:w="3460"/>
+            <w:tcW w:type="dxa" w:w="3120"/>
             <w:vAlign w:val="top"/>
           </w:tcPr>
           <w:p>
@@ -2607,7 +2589,7 @@
                 <w:color w:val="000000"/>
                 <w:sz w:val="18"/>
               </w:rPr>
-              <w:t>Disabled provider; manual draft only</w:t>
+              <w:t>Sağlayıcı kapalı; yalnız manuel taslak</w:t>
             </w:r>
           </w:p>
         </w:tc>
@@ -2618,7 +2600,7 @@
         </w:trPr>
         <w:tc>
           <w:tcPr>
-            <w:tcW w:type="dxa" w:w="2250"/>
+            <w:tcW w:type="dxa" w:w="3120"/>
             <w:vAlign w:val="top"/>
           </w:tcPr>
           <w:p>
@@ -2631,13 +2613,13 @@
                 <w:color w:val="000000"/>
                 <w:sz w:val="18"/>
               </w:rPr>
-              <w:t>Operational outage/data loss</w:t>
+              <w:t>Kesinti/veri kaybı</w:t>
             </w:r>
           </w:p>
         </w:tc>
         <w:tc>
           <w:tcPr>
-            <w:tcW w:type="dxa" w:w="3650"/>
+            <w:tcW w:type="dxa" w:w="3120"/>
             <w:vAlign w:val="top"/>
           </w:tcPr>
           <w:p>
@@ -2650,13 +2632,13 @@
                 <w:color w:val="000000"/>
                 <w:sz w:val="18"/>
               </w:rPr>
-              <w:t>Health/metrics, backups/runbooks, durable jobs</w:t>
+              <w:t>Sağlık/ölçüt, yedek, runbook, kalıcı iş</w:t>
             </w:r>
           </w:p>
         </w:tc>
         <w:tc>
           <w:tcPr>
-            <w:tcW w:type="dxa" w:w="3460"/>
+            <w:tcW w:type="dxa" w:w="3120"/>
             <w:vAlign w:val="top"/>
           </w:tcPr>
           <w:p>
@@ -2669,7 +2651,7 @@
                 <w:color w:val="000000"/>
                 <w:sz w:val="18"/>
               </w:rPr>
-              <w:t>RPO/RTO remain targets until restore drill</w:t>
+              <w:t>Geri yükleme tatbikatına kadar RPO/RTO hedeftir</w:t>
             </w:r>
           </w:p>
         </w:tc>
@@ -2685,7 +2667,7 @@
         <w:pStyle w:val="Heading2"/>
       </w:pPr>
       <w:r>
-        <w:t>5. Ethics and responsible AI</w:t>
+        <w:t>5. Etik ve sorumlu yapay zekâ</w:t>
       </w:r>
     </w:p>
     <w:p>
@@ -2693,7 +2675,7 @@
         <w:pStyle w:val="AcademicBullet"/>
       </w:pPr>
       <w:r>
-        <w:t>Purpose limitation and minimization: customer-level outputs stay inside tenant scope; academic deliverables use aggregates.</w:t>
+        <w:t>Amaç sınırlaması ve veri minimizasyonu: müşteri çıktıları kiracı içinde; akademik çıktılar topludur.</w:t>
       </w:r>
     </w:p>
     <w:p>
@@ -2701,7 +2683,7 @@
         <w:pStyle w:val="AcademicBullet"/>
       </w:pPr>
       <w:r>
-        <w:t>Consent and human agency: scoring never authorizes an action; audience membership is rechecked; approvals are explicit.</w:t>
+        <w:t>Rıza ve insan iradesi: puan eylem yetkisi vermez; kitle üyeliği yeniden kontrol edilir; onay açıktır.</w:t>
       </w:r>
     </w:p>
     <w:p>
@@ -2709,7 +2691,7 @@
         <w:pStyle w:val="AcademicBullet"/>
       </w:pPr>
       <w:r>
-        <w:t>Transparency: target, features, model, threshold and limitations are versioned; explanations are noncausal.</w:t>
+        <w:t>Şeffaflık: hedef, özellik, model, eşik ve sınırlılıklar sürümlüdür; açıklamalar nedensel değildir.</w:t>
       </w:r>
     </w:p>
     <w:p>
@@ -2717,7 +2699,7 @@
         <w:pStyle w:val="AcademicBullet"/>
       </w:pPr>
       <w:r>
-        <w:t>Fairness: country and other sensitive/proxy effects require lawful subgroup review before production. No fairness claim is made from this dataset.</w:t>
+        <w:t>Adalet: ülke ve vekil etkileri üretim öncesi hukuka uygun alt grup incelemesi gerektirir; adalet iddiası yoktur.</w:t>
       </w:r>
     </w:p>
     <w:p>
@@ -2725,7 +2707,7 @@
         <w:pStyle w:val="AcademicBullet"/>
       </w:pPr>
       <w:r>
-        <w:t>Security: secret references, not secret values, are stored; provider requests use fixed HTTPS origins and no redirects.</w:t>
+        <w:t>Güvenlik: sır değerleri değil referansları saklanır; sağlayıcı istekleri sabit HTTPS kökeni kullanır ve yönlendirme izlemez.</w:t>
       </w:r>
     </w:p>
     <w:p>
@@ -2733,12 +2715,12 @@
         <w:pStyle w:val="Heading2"/>
       </w:pPr>
       <w:r>
-        <w:t>6. Current delivery boundary</w:t>
+        <w:t>6. Güncel teslim sınırı</w:t>
       </w:r>
     </w:p>
     <w:p>
       <w:r>
-        <w:t>The local implementation and academic evidence are complete for review. Automated desktop/mobile Chromium and Axe checks pass; live Meta/Google/LLM/OIDC/cloud validation, production restore drills, manual multi-browser and assistive-technology testing, and any real campaign execution remain external. No push, paid deployment or advertising spend is authorized by this plan.</w:t>
+        <w:t>Yerel uygulama ve akademik kanıt incelemeye hazırdır. Otomatik masaüstü/mobil Chromium ve Axe kontrolleri geçer; canlı Meta/Google/LLM/OIDC/bulut, üretim geri yükleme, manuel çoklu tarayıcı/yardımcı teknoloji ve gerçek kampanya yürütmesi dış doğrulamada bekler. Ücretli dağıtım veya reklam harcaması yapılmamıştır.</w:t>
       </w:r>
     </w:p>
     <w:p>
@@ -2746,12 +2728,12 @@
         <w:pStyle w:val="Heading1"/>
       </w:pPr>
       <w:r>
-        <w:t>References</w:t>
+        <w:t>Kaynakça</w:t>
       </w:r>
     </w:p>
     <w:p>
       <w:r>
-        <w:t>Chen, D. (2012). Online Retail II [Dataset]. UCI Machine Learning Repository. https://doi.org/10.24432/C5CG6D</w:t>
+        <w:t>Chen, D. (2012). Online Retail II [Veri kümesi]. UCI Machine Learning Repository. https://doi.org/10.24432/C5CG6D</w:t>
       </w:r>
     </w:p>
     <w:p>
@@ -2766,7 +2748,7 @@
     </w:p>
     <w:p>
       <w:r>
-        <w:t>Project sources: docs/03_ARCHITECTURE_DECISIONS.md, docs/08_DELIVERY_PLAN.md, docs/07_SECURITY_PRIVACY_RESPONSIBLE_AI.md, artifacts/reports and artifacts/ml.</w:t>
+        <w:t>Proje kaynakları: docs/03_ARCHITECTURE_DECISIONS.md, docs/08_DELIVERY_PLAN.md, docs/07_SECURITY_PRIVACY_RESPONSIBLE_AI.md, artifacts/reports ve artifacts/ml.</w:t>
       </w:r>
     </w:p>
     <w:sectPr>
@@ -2795,7 +2777,7 @@
         <w:color w:val="547068"/>
         <w:sz w:val="17"/>
       </w:rPr>
-      <w:t xml:space="preserve">Page </w:t>
+      <w:t xml:space="preserve">Sayfa </w:t>
     </w:r>
     <w:r>
       <w:rPr>
@@ -2814,7 +2796,7 @@
         <w:color w:val="547068"/>
         <w:sz w:val="17"/>
       </w:rPr>
-      <w:t xml:space="preserve"> of </w:t>
+      <w:t xml:space="preserve"> / </w:t>
     </w:r>
     <w:r>
       <w:rPr>
@@ -2849,7 +2831,7 @@
         <w:color w:val="547068"/>
         <w:sz w:val="17"/>
       </w:rPr>
-      <w:t>GROWTHPILOT AI  |  CONCEPT NOTE AND IMPLEMENTATION PLAN</w:t>
+      <w:t>GROWTHPILOT AI  |  KAVRAM NOTU VE UYGULAMA PLANI</w:t>
     </w:r>
   </w:p>
 </w:hdr>

--- a/academic/submissions/02_Concept_Note_and_Implementation_Plan.docx
+++ b/academic/submissions/02_Concept_Note_and_Implementation_Plan.docx
@@ -1919,7 +1919,7 @@
                 <w:color w:val="000000"/>
                 <w:sz w:val="18"/>
               </w:rPr>
-              <w:t>2026-09-09</w:t>
+              <w:t>2026-09-09–13</w:t>
             </w:r>
           </w:p>
         </w:tc>
@@ -1976,7 +1976,7 @@
                 <w:color w:val="000000"/>
                 <w:sz w:val="18"/>
               </w:rPr>
-              <w:t>Yerel doğrulama — nihai incelemede</w:t>
+              <w:t>Yerel doğrulama ve kapsamlı teslim denetimi — tamamlandı</w:t>
             </w:r>
           </w:p>
         </w:tc>
